--- a/informe/Informe_Taller_Crisis_Alimenta_Familia.docx
+++ b/informe/Informe_Taller_Crisis_Alimenta_Familia.docx
@@ -87,6 +87,24 @@
         <w:t xml:space="preserve"> </w:t>
       </w:r>
       <w:r>
+        <w:t xml:space="preserve">Programación</w:t>
+      </w:r>
+      <w:r>
+        <w:t xml:space="preserve"> </w:t>
+      </w:r>
+      <w:r>
+        <w:t xml:space="preserve">aplicada</w:t>
+      </w:r>
+      <w:r>
+        <w:t xml:space="preserve"> </w:t>
+      </w:r>
+      <w:r>
+        <w:t xml:space="preserve">·</w:t>
+      </w:r>
+      <w:r>
+        <w:t xml:space="preserve"> </w:t>
+      </w:r>
+      <w:r>
         <w:t xml:space="preserve">Universidad</w:t>
       </w:r>
       <w:r>
@@ -113,63 +131,173 @@
         <w:pStyle w:val="Author"/>
       </w:pPr>
       <w:r>
+        <w:t xml:space="preserve">Camilo</w:t>
+      </w:r>
+      <w:r>
+        <w:t xml:space="preserve"> </w:t>
+      </w:r>
+      <w:r>
+        <w:t xml:space="preserve">Andres</w:t>
+      </w:r>
+      <w:r>
+        <w:t xml:space="preserve"> </w:t>
+      </w:r>
+      <w:r>
+        <w:t xml:space="preserve">Alvarez</w:t>
+      </w:r>
+      <w:r>
+        <w:t xml:space="preserve"> </w:t>
+      </w:r>
+      <w:r>
+        <w:t xml:space="preserve">Penate</w:t>
+      </w:r>
+    </w:p>
+    <w:p>
+      <w:pPr>
+        <w:pStyle w:val="Author"/>
+      </w:pPr>
+      <w:r>
+        <w:t xml:space="preserve">Valery</w:t>
+      </w:r>
+      <w:r>
+        <w:t xml:space="preserve"> </w:t>
+      </w:r>
+      <w:r>
+        <w:t xml:space="preserve">Andrea</w:t>
+      </w:r>
+      <w:r>
+        <w:t xml:space="preserve"> </w:t>
+      </w:r>
+      <w:r>
+        <w:t xml:space="preserve">Gomez</w:t>
+      </w:r>
+      <w:r>
+        <w:t xml:space="preserve"> </w:t>
+      </w:r>
+      <w:r>
+        <w:t xml:space="preserve">Torres</w:t>
+      </w:r>
+    </w:p>
+    <w:p>
+      <w:pPr>
+        <w:pStyle w:val="Author"/>
+      </w:pPr>
+      <w:r>
+        <w:t xml:space="preserve">Mateo</w:t>
+      </w:r>
+      <w:r>
+        <w:t xml:space="preserve"> </w:t>
+      </w:r>
+      <w:r>
+        <w:t xml:space="preserve">Laguna</w:t>
+      </w:r>
+      <w:r>
+        <w:t xml:space="preserve"> </w:t>
+      </w:r>
+      <w:r>
+        <w:t xml:space="preserve">Sanchez</w:t>
+      </w:r>
+    </w:p>
+    <w:p>
+      <w:pPr>
+        <w:pStyle w:val="Author"/>
+      </w:pPr>
+      <w:r>
+        <w:t xml:space="preserve">Laura</w:t>
+      </w:r>
+      <w:r>
+        <w:t xml:space="preserve"> </w:t>
+      </w:r>
+      <w:r>
+        <w:t xml:space="preserve">Sofia</w:t>
+      </w:r>
+      <w:r>
+        <w:t xml:space="preserve"> </w:t>
+      </w:r>
+      <w:r>
+        <w:t xml:space="preserve">Noy</w:t>
+      </w:r>
+      <w:r>
+        <w:t xml:space="preserve"> </w:t>
+      </w:r>
+      <w:r>
+        <w:t xml:space="preserve">Nino</w:t>
+      </w:r>
+    </w:p>
+    <w:p>
+      <w:pPr>
+        <w:pStyle w:val="Author"/>
+      </w:pPr>
+      <w:r>
         <w:t xml:space="preserve">Daniel</w:t>
       </w:r>
       <w:r>
         <w:t xml:space="preserve"> </w:t>
       </w:r>
       <w:r>
+        <w:t xml:space="preserve">Felipe</w:t>
+      </w:r>
+      <w:r>
+        <w:t xml:space="preserve"> </w:t>
+      </w:r>
+      <w:r>
+        <w:t xml:space="preserve">Pallares</w:t>
+      </w:r>
+      <w:r>
+        <w:t xml:space="preserve"> </w:t>
+      </w:r>
+      <w:r>
+        <w:t xml:space="preserve">Kelin</w:t>
+      </w:r>
+    </w:p>
+    <w:p>
+      <w:pPr>
+        <w:pStyle w:val="Date"/>
+      </w:pPr>
+      <w:r>
+        <w:t xml:space="preserve">Docente:</w:t>
+      </w:r>
+      <w:r>
+        <w:t xml:space="preserve"> </w:t>
+      </w:r>
+      <w:r>
+        <w:t xml:space="preserve">Julian</w:t>
+      </w:r>
+      <w:r>
+        <w:t xml:space="preserve"> </w:t>
+      </w:r>
+      <w:r>
+        <w:t xml:space="preserve">Obando</w:t>
+      </w:r>
+      <w:r>
+        <w:t xml:space="preserve"> </w:t>
+      </w:r>
+      <w:r>
+        <w:t xml:space="preserve">Scarpetta</w:t>
+      </w:r>
+      <w:r>
+        <w:t xml:space="preserve"> </w:t>
+      </w:r>
+      <w:r>
         <w:t xml:space="preserve">·</w:t>
       </w:r>
       <w:r>
         <w:t xml:space="preserve"> </w:t>
       </w:r>
       <w:r>
-        <w:t xml:space="preserve">Laura</w:t>
-      </w:r>
-      <w:r>
-        <w:t xml:space="preserve"> </w:t>
-      </w:r>
-      <w:r>
-        <w:t xml:space="preserve">·</w:t>
-      </w:r>
-      <w:r>
-        <w:t xml:space="preserve"> </w:t>
-      </w:r>
-      <w:r>
-        <w:t xml:space="preserve">Mateo</w:t>
-      </w:r>
-      <w:r>
-        <w:t xml:space="preserve"> </w:t>
-      </w:r>
-      <w:r>
-        <w:t xml:space="preserve">·</w:t>
-      </w:r>
-      <w:r>
-        <w:t xml:space="preserve"> </w:t>
-      </w:r>
-      <w:r>
-        <w:t xml:space="preserve">Camilo</w:t>
-      </w:r>
-      <w:r>
-        <w:t xml:space="preserve"> </w:t>
-      </w:r>
-      <w:r>
-        <w:t xml:space="preserve">·</w:t>
-      </w:r>
-      <w:r>
-        <w:t xml:space="preserve"> </w:t>
-      </w:r>
-      <w:r>
-        <w:t xml:space="preserve">Valerie</w:t>
-      </w:r>
-    </w:p>
-    <w:p>
-      <w:pPr>
-        <w:pStyle w:val="Date"/>
-      </w:pPr>
-      <w:r>
-        <w:t xml:space="preserve">Octubre</w:t>
+        <w:t xml:space="preserve">23</w:t>
+      </w:r>
+      <w:r>
+        <w:t xml:space="preserve"> </w:t>
+      </w:r>
+      <w:r>
+        <w:t xml:space="preserve">de</w:t>
+      </w:r>
+      <w:r>
+        <w:t xml:space="preserve"> </w:t>
+      </w:r>
+      <w:r>
+        <w:t xml:space="preserve">octubre</w:t>
       </w:r>
       <w:r>
         <w:t xml:space="preserve"> </w:t>
@@ -312,10 +440,7 @@
         <w:t xml:space="preserve">src/aed_alimenta_familia.py</w:t>
       </w:r>
       <w:r>
-        <w:t xml:space="preserve"> </w:t>
-      </w:r>
-      <w:r>
-        <w:t xml:space="preserve">y</w:t>
+        <w:t xml:space="preserve">,</w:t>
       </w:r>
       <w:r>
         <w:t xml:space="preserve"> </w:t>
@@ -325,6 +450,21 @@
           <w:rStyle w:val="VerbatimChar"/>
         </w:rPr>
         <w:t xml:space="preserve">resultados/figuras/</w:t>
+      </w:r>
+      <w:r>
+        <w:t xml:space="preserve"> </w:t>
+      </w:r>
+      <w:r>
+        <w:t xml:space="preserve">y la bitácora de uso de IA en</w:t>
+      </w:r>
+      <w:r>
+        <w:t xml:space="preserve"> </w:t>
+      </w:r>
+      <w:r>
+        <w:rPr>
+          <w:rStyle w:val="VerbatimChar"/>
+        </w:rPr>
+        <w:t xml:space="preserve">docs/USO_DE_IA.md</w:t>
       </w:r>
       <w:r>
         <w:t xml:space="preserve">.</w:t>
@@ -361,7 +501,7 @@
         <w:t xml:space="preserve"> </w:t>
       </w:r>
       <w:r>
-        <w:t xml:space="preserve">es un evento inesperado que amenaza las expectativas de los grupos de interés sobre la organización, afecta seriamente su desempeño y genera consecuencias negativas que ponen en duda su legitimidad y su capacidad de cumplir lo que promete (Coombs, 2007; Coombs, 2019). No es solo un daño operativo: es una ruptura de la confianza en la institución como fuente de información y de conducta.</w:t>
+        <w:t xml:space="preserve">es un evento inesperado que amenaza las expectativas de los grupos de interés sobre la organización, afecta seriamente su desempeño y genera consecuencias negativas que ponen en duda su legitimidad y su capacidad de cumplir lo que promete (Coombs, 2007; Coombs, 2019). No es solo un daño operativo: es una ruptura de la confianza en la institución como fuente de información y de conducta. Mitroff (2005) añade que las organizaciones que salen fortalecidas de una crisis son las que la tratan como una falla del sistema que deben corregir, no como un accidente aislado.</w:t>
       </w:r>
     </w:p>
     <w:bookmarkStart w:id="21" w:name="qué-la-diferencia-de-otros-conceptos"/>
@@ -864,7 +1004,7 @@
               <w:jc w:val="left"/>
             </w:pPr>
             <w:r>
-              <w:t xml:space="preserve">Autoridades sanitarias (INVIMA)</w:t>
+              <w:t xml:space="preserve">Autoridades sanitarias (en Colombia, el INVIMA)</w:t>
             </w:r>
           </w:p>
         </w:tc>
@@ -1132,6 +1272,72 @@
       </w:r>
       <w:r>
         <w:t xml:space="preserve">de cada libro documenta el prompt usado y los errores sembrados.</w:t>
+      </w:r>
+    </w:p>
+    <w:p>
+      <w:pPr>
+        <w:pStyle w:val="BodyText"/>
+      </w:pPr>
+      <w:r>
+        <w:rPr>
+          <w:bCs/>
+          <w:b/>
+        </w:rPr>
+        <w:t xml:space="preserve">Cómo intervino la IA.</w:t>
+      </w:r>
+      <w:r>
+        <w:t xml:space="preserve"> </w:t>
+      </w:r>
+      <w:r>
+        <w:t xml:space="preserve">A partir de un prompt estructurado con el paradigma RISE (</w:t>
+      </w:r>
+      <w:r>
+        <w:rPr>
+          <w:rStyle w:val="VerbatimChar"/>
+        </w:rPr>
+        <w:t xml:space="preserve">docs/prompt_RISE.md</w:t>
+      </w:r>
+      <w:r>
+        <w:t xml:space="preserve">), la IA escribió el código que genera los datos (</w:t>
+      </w:r>
+      <w:r>
+        <w:rPr>
+          <w:rStyle w:val="VerbatimChar"/>
+        </w:rPr>
+        <w:t xml:space="preserve">src/gen_datos.py</w:t>
+      </w:r>
+      <w:r>
+        <w:t xml:space="preserve">) respetando las cifras del caso. El equipo verificó que las cifras cuadraran con el caso y que no se violaran sus restricciones. El registro completo de qué hizo la IA y qué revisó el equipo está en</w:t>
+      </w:r>
+      <w:r>
+        <w:t xml:space="preserve"> </w:t>
+      </w:r>
+      <w:r>
+        <w:rPr>
+          <w:rStyle w:val="VerbatimChar"/>
+        </w:rPr>
+        <w:t xml:space="preserve">docs/USO_DE_IA.md</w:t>
+      </w:r>
+      <w:r>
+        <w:t xml:space="preserve">.</w:t>
+      </w:r>
+    </w:p>
+    <w:p>
+      <w:pPr>
+        <w:pStyle w:val="BodyText"/>
+      </w:pPr>
+      <w:r>
+        <w:rPr>
+          <w:bCs/>
+          <w:b/>
+        </w:rPr>
+        <w:t xml:space="preserve">Alcance de los datos.</w:t>
+      </w:r>
+      <w:r>
+        <w:t xml:space="preserve"> </w:t>
+      </w:r>
+      <w:r>
+        <w:t xml:space="preserve">Las PQR y la trazabilidad se usan para el diagnóstico (sección 3). La serie de KPI es un escenario diseñado, coherente con el caso; no se calcula a partir de las PQR, y desde octubre de 2026 es una proyección. El control de alérgenos (trazas de leche y huevo) es un control de contaminación cruzada, habitual porque la compañía también procesa lácteos. No se afirma que el producto contenga ingredientes de origen animal.</w:t>
       </w:r>
     </w:p>
     <w:tbl>
@@ -1604,6 +1810,14 @@
       </w:pPr>
       <w:r>
         <w:t xml:space="preserve">3.1 Preguntas correctas</w:t>
+      </w:r>
+    </w:p>
+    <w:p>
+      <w:pPr>
+        <w:pStyle w:val="FirstParagraph"/>
+      </w:pPr>
+      <w:r>
+        <w:t xml:space="preserve">Siguiendo a Tukey (1977), el análisis parte de preguntas y deja que los datos sugieran patrones antes de confirmar cualquier hipótesis.</w:t>
       </w:r>
     </w:p>
     <w:p>
@@ -3696,6 +3910,14 @@
         <w:t xml:space="preserve">4.1 Detalle por fase</w:t>
       </w:r>
     </w:p>
+    <w:p>
+      <w:pPr>
+        <w:pStyle w:val="FirstParagraph"/>
+      </w:pPr>
+      <w:r>
+        <w:t xml:space="preserve">Las fases 2 a 4 aplican las estrategias de reparación de imagen de Benoit (1997): reconocer, corregir y mostrar la acción correctiva, siempre con hechos verificados.</w:t>
+      </w:r>
+    </w:p>
     <w:tbl>
       <w:tblPr>
         <w:tblStyle w:val="Table"/>
@@ -5453,6 +5675,14 @@
     </w:p>
     <w:p>
       <w:pPr>
+        <w:pStyle w:val="FirstParagraph"/>
+      </w:pPr>
+      <w:r>
+        <w:t xml:space="preserve">Siguiendo a Doerr (2018), cada objetivo es cualitativo y cada resultado clave es medible y verificable.</w:t>
+      </w:r>
+    </w:p>
+    <w:p>
+      <w:pPr>
         <w:numPr>
           <w:ilvl w:val="0"/>
           <w:numId w:val="1008"/>
@@ -7142,13 +7372,985 @@
     </w:p>
     <w:bookmarkEnd w:id="63"/>
     <w:bookmarkEnd w:id="64"/>
-    <w:bookmarkStart w:id="65" w:name="conclusiones-y-lecciones-aprendidas"/>
+    <w:bookmarkStart w:id="69" w:name="plan-de-acción-recomendado-90-días"/>
     <w:p>
       <w:pPr>
         <w:pStyle w:val="Heading1"/>
       </w:pPr>
       <w:r>
-        <w:t xml:space="preserve">Conclusiones y lecciones aprendidas</w:t>
+        <w:t xml:space="preserve">6. Plan de acción recomendado (90 días)</w:t>
+      </w:r>
+    </w:p>
+    <w:p>
+      <w:pPr>
+        <w:pStyle w:val="FirstParagraph"/>
+      </w:pPr>
+      <w:r>
+        <w:t xml:space="preserve">Proponemos ocho acciones críticas: cinco victorias rápidas en los primeros 45 días y tres proyectos estratégicos al día 90. La primera ataca directamente la causa raíz encontrada en el análisis: ningún lote sale de planta sin sus seis controles.</w:t>
+      </w:r>
+    </w:p>
+    <w:p>
+      <w:pPr>
+        <w:pStyle w:val="BodyText"/>
+      </w:pPr>
+      <w:r>
+        <w:rPr>
+          <w:bCs/>
+          <w:b/>
+        </w:rPr>
+        <w:t xml:space="preserve">Costo de no actuar.</w:t>
+      </w:r>
+      <w:r>
+        <w:t xml:space="preserve"> </w:t>
+      </w:r>
+      <w:r>
+        <w:t xml:space="preserve">Entre abril y septiembre de 2026, la línea vegana dejó de vender</w:t>
+      </w:r>
+      <w:r>
+        <w:t xml:space="preserve"> </w:t>
+      </w:r>
+      <w:r>
+        <w:rPr>
+          <w:bCs/>
+          <w:b/>
+        </w:rPr>
+        <w:t xml:space="preserve">1.560 MM COP</w:t>
+      </w:r>
+      <w:r>
+        <w:t xml:space="preserve"> </w:t>
+      </w:r>
+      <w:r>
+        <w:t xml:space="preserve">frente a su nivel de marzo (410 MM COP al mes). Marzo es el único mes completo antes de la crisis, porque la línea se lanzó en febrero; la cifra es un orden de magnitud sobre datos simulados.</w:t>
+      </w:r>
+    </w:p>
+    <w:bookmarkStart w:id="65" w:name="ocho-acciones-críticas"/>
+    <w:p>
+      <w:pPr>
+        <w:pStyle w:val="Heading2"/>
+      </w:pPr>
+      <w:r>
+        <w:t xml:space="preserve">6.1 Ocho acciones críticas</w:t>
+      </w:r>
+    </w:p>
+    <w:p>
+      <w:pPr>
+        <w:pStyle w:val="FirstParagraph"/>
+      </w:pPr>
+      <w:r>
+        <w:t xml:space="preserve">Los puntajes de impacto y esfuerzo (de 1 a 10) son criterio del equipo, no datos del caso.</w:t>
+      </w:r>
+    </w:p>
+    <w:tbl>
+      <w:tblPr>
+        <w:tblStyle w:val="Table"/>
+        <w:tblW w:type="pct" w:w="5000"/>
+        <w:tblLook w:firstRow="1" w:lastRow="0" w:firstColumn="0" w:lastColumn="0" w:noHBand="0" w:noVBand="0" w:val="0020"/>
+        <w:jc w:val="start"/>
+      </w:tblPr>
+      <w:tblGrid>
+        <w:gridCol w:w="990"/>
+        <w:gridCol w:w="990"/>
+        <w:gridCol w:w="990"/>
+        <w:gridCol w:w="990"/>
+        <w:gridCol w:w="990"/>
+        <w:gridCol w:w="990"/>
+        <w:gridCol w:w="990"/>
+        <w:gridCol w:w="990"/>
+      </w:tblGrid>
+      <w:tr>
+        <w:trPr>
+          <w:tblHeader w:val="true"/>
+        </w:trPr>
+        <w:tc>
+          <w:tcPr/>
+          <w:p>
+            <w:pPr>
+              <w:pStyle w:val="Compact"/>
+              <w:jc w:val="left"/>
+            </w:pPr>
+            <w:r>
+              <w:t xml:space="preserve">#</w:t>
+            </w:r>
+          </w:p>
+        </w:tc>
+        <w:tc>
+          <w:tcPr/>
+          <w:p>
+            <w:pPr>
+              <w:pStyle w:val="Compact"/>
+              <w:jc w:val="left"/>
+            </w:pPr>
+            <w:r>
+              <w:t xml:space="preserve">Acción</w:t>
+            </w:r>
+          </w:p>
+        </w:tc>
+        <w:tc>
+          <w:tcPr/>
+          <w:p>
+            <w:pPr>
+              <w:pStyle w:val="Compact"/>
+              <w:jc w:val="left"/>
+            </w:pPr>
+            <w:r>
+              <w:t xml:space="preserve">Responsable</w:t>
+            </w:r>
+          </w:p>
+        </w:tc>
+        <w:tc>
+          <w:tcPr/>
+          <w:p>
+            <w:pPr>
+              <w:pStyle w:val="Compact"/>
+              <w:jc w:val="left"/>
+            </w:pPr>
+            <w:r>
+              <w:t xml:space="preserve">Indicador que mueve</w:t>
+            </w:r>
+          </w:p>
+        </w:tc>
+        <w:tc>
+          <w:tcPr/>
+          <w:p>
+            <w:pPr>
+              <w:pStyle w:val="Compact"/>
+              <w:jc w:val="left"/>
+            </w:pPr>
+            <w:r>
+              <w:t xml:space="preserve">Impacto</w:t>
+            </w:r>
+          </w:p>
+        </w:tc>
+        <w:tc>
+          <w:tcPr/>
+          <w:p>
+            <w:pPr>
+              <w:pStyle w:val="Compact"/>
+              <w:jc w:val="left"/>
+            </w:pPr>
+            <w:r>
+              <w:t xml:space="preserve">Esfuerzo</w:t>
+            </w:r>
+          </w:p>
+        </w:tc>
+        <w:tc>
+          <w:tcPr/>
+          <w:p>
+            <w:pPr>
+              <w:pStyle w:val="Compact"/>
+              <w:jc w:val="left"/>
+            </w:pPr>
+            <w:r>
+              <w:t xml:space="preserve">Tipo</w:t>
+            </w:r>
+          </w:p>
+        </w:tc>
+        <w:tc>
+          <w:tcPr/>
+          <w:p>
+            <w:pPr>
+              <w:pStyle w:val="Compact"/>
+              <w:jc w:val="left"/>
+            </w:pPr>
+            <w:r>
+              <w:t xml:space="preserve">Días</w:t>
+            </w:r>
+          </w:p>
+        </w:tc>
+      </w:tr>
+      <w:tr>
+        <w:tc>
+          <w:tcPr/>
+          <w:p>
+            <w:pPr>
+              <w:pStyle w:val="Compact"/>
+              <w:jc w:val="left"/>
+            </w:pPr>
+            <w:r>
+              <w:t xml:space="preserve">1</w:t>
+            </w:r>
+          </w:p>
+        </w:tc>
+        <w:tc>
+          <w:tcPr/>
+          <w:p>
+            <w:pPr>
+              <w:pStyle w:val="Compact"/>
+              <w:jc w:val="left"/>
+            </w:pPr>
+            <w:r>
+              <w:t xml:space="preserve">Bloqueo de liberación: ningún lote sale sin 6/6 controles</w:t>
+            </w:r>
+          </w:p>
+        </w:tc>
+        <w:tc>
+          <w:tcPr/>
+          <w:p>
+            <w:pPr>
+              <w:pStyle w:val="Compact"/>
+              <w:jc w:val="left"/>
+            </w:pPr>
+            <w:r>
+              <w:t xml:space="preserve">Calidad</w:t>
+            </w:r>
+          </w:p>
+        </w:tc>
+        <w:tc>
+          <w:tcPr/>
+          <w:p>
+            <w:pPr>
+              <w:pStyle w:val="Compact"/>
+              <w:jc w:val="left"/>
+            </w:pPr>
+            <w:r>
+              <w:t xml:space="preserve">Controles por lote: 100 %</w:t>
+            </w:r>
+          </w:p>
+        </w:tc>
+        <w:tc>
+          <w:tcPr/>
+          <w:p>
+            <w:pPr>
+              <w:pStyle w:val="Compact"/>
+              <w:jc w:val="left"/>
+            </w:pPr>
+            <w:r>
+              <w:t xml:space="preserve">9,6</w:t>
+            </w:r>
+          </w:p>
+        </w:tc>
+        <w:tc>
+          <w:tcPr/>
+          <w:p>
+            <w:pPr>
+              <w:pStyle w:val="Compact"/>
+              <w:jc w:val="left"/>
+            </w:pPr>
+            <w:r>
+              <w:t xml:space="preserve">1,8</w:t>
+            </w:r>
+          </w:p>
+        </w:tc>
+        <w:tc>
+          <w:tcPr/>
+          <w:p>
+            <w:pPr>
+              <w:pStyle w:val="Compact"/>
+              <w:jc w:val="left"/>
+            </w:pPr>
+            <w:r>
+              <w:t xml:space="preserve">Victoria rápida</w:t>
+            </w:r>
+          </w:p>
+        </w:tc>
+        <w:tc>
+          <w:tcPr/>
+          <w:p>
+            <w:pPr>
+              <w:pStyle w:val="Compact"/>
+              <w:jc w:val="left"/>
+            </w:pPr>
+            <w:r>
+              <w:t xml:space="preserve">0–10</w:t>
+            </w:r>
+          </w:p>
+        </w:tc>
+      </w:tr>
+      <w:tr>
+        <w:tc>
+          <w:tcPr/>
+          <w:p>
+            <w:pPr>
+              <w:pStyle w:val="Compact"/>
+              <w:jc w:val="left"/>
+            </w:pPr>
+            <w:r>
+              <w:t xml:space="preserve">2</w:t>
+            </w:r>
+          </w:p>
+        </w:tc>
+        <w:tc>
+          <w:tcPr/>
+          <w:p>
+            <w:pPr>
+              <w:pStyle w:val="Compact"/>
+              <w:jc w:val="left"/>
+            </w:pPr>
+            <w:r>
+              <w:t xml:space="preserve">Ficha única de hechos + auditoría con IA de cada mensaje</w:t>
+            </w:r>
+          </w:p>
+        </w:tc>
+        <w:tc>
+          <w:tcPr/>
+          <w:p>
+            <w:pPr>
+              <w:pStyle w:val="Compact"/>
+              <w:jc w:val="left"/>
+            </w:pPr>
+            <w:r>
+              <w:t xml:space="preserve">Comunicación y Jurídica</w:t>
+            </w:r>
+          </w:p>
+        </w:tc>
+        <w:tc>
+          <w:tcPr/>
+          <w:p>
+            <w:pPr>
+              <w:pStyle w:val="Compact"/>
+              <w:jc w:val="left"/>
+            </w:pPr>
+            <w:r>
+              <w:t xml:space="preserve">Mensajes auditados: 100 %</w:t>
+            </w:r>
+          </w:p>
+        </w:tc>
+        <w:tc>
+          <w:tcPr/>
+          <w:p>
+            <w:pPr>
+              <w:pStyle w:val="Compact"/>
+              <w:jc w:val="left"/>
+            </w:pPr>
+            <w:r>
+              <w:t xml:space="preserve">9,0</w:t>
+            </w:r>
+          </w:p>
+        </w:tc>
+        <w:tc>
+          <w:tcPr/>
+          <w:p>
+            <w:pPr>
+              <w:pStyle w:val="Compact"/>
+              <w:jc w:val="left"/>
+            </w:pPr>
+            <w:r>
+              <w:t xml:space="preserve">2,6</w:t>
+            </w:r>
+          </w:p>
+        </w:tc>
+        <w:tc>
+          <w:tcPr/>
+          <w:p>
+            <w:pPr>
+              <w:pStyle w:val="Compact"/>
+              <w:jc w:val="left"/>
+            </w:pPr>
+            <w:r>
+              <w:t xml:space="preserve">Victoria rápida</w:t>
+            </w:r>
+          </w:p>
+        </w:tc>
+        <w:tc>
+          <w:tcPr/>
+          <w:p>
+            <w:pPr>
+              <w:pStyle w:val="Compact"/>
+              <w:jc w:val="left"/>
+            </w:pPr>
+            <w:r>
+              <w:t xml:space="preserve">0–14</w:t>
+            </w:r>
+          </w:p>
+        </w:tc>
+      </w:tr>
+      <w:tr>
+        <w:tc>
+          <w:tcPr/>
+          <w:p>
+            <w:pPr>
+              <w:pStyle w:val="Compact"/>
+              <w:jc w:val="left"/>
+            </w:pPr>
+            <w:r>
+              <w:t xml:space="preserve">3</w:t>
+            </w:r>
+          </w:p>
+        </w:tc>
+        <w:tc>
+          <w:tcPr/>
+          <w:p>
+            <w:pPr>
+              <w:pStyle w:val="Compact"/>
+              <w:jc w:val="left"/>
+            </w:pPr>
+            <w:r>
+              <w:t xml:space="preserve">Atención humana a afectados, priorizada con IA</w:t>
+            </w:r>
+          </w:p>
+        </w:tc>
+        <w:tc>
+          <w:tcPr/>
+          <w:p>
+            <w:pPr>
+              <w:pStyle w:val="Compact"/>
+              <w:jc w:val="left"/>
+            </w:pPr>
+            <w:r>
+              <w:t xml:space="preserve">Atención al Consumidor</w:t>
+            </w:r>
+          </w:p>
+        </w:tc>
+        <w:tc>
+          <w:tcPr/>
+          <w:p>
+            <w:pPr>
+              <w:pStyle w:val="Compact"/>
+              <w:jc w:val="left"/>
+            </w:pPr>
+            <w:r>
+              <w:t xml:space="preserve">Respuesta ≤ 12 h</w:t>
+            </w:r>
+          </w:p>
+        </w:tc>
+        <w:tc>
+          <w:tcPr/>
+          <w:p>
+            <w:pPr>
+              <w:pStyle w:val="Compact"/>
+              <w:jc w:val="left"/>
+            </w:pPr>
+            <w:r>
+              <w:t xml:space="preserve">8,2</w:t>
+            </w:r>
+          </w:p>
+        </w:tc>
+        <w:tc>
+          <w:tcPr/>
+          <w:p>
+            <w:pPr>
+              <w:pStyle w:val="Compact"/>
+              <w:jc w:val="left"/>
+            </w:pPr>
+            <w:r>
+              <w:t xml:space="preserve">4,2</w:t>
+            </w:r>
+          </w:p>
+        </w:tc>
+        <w:tc>
+          <w:tcPr/>
+          <w:p>
+            <w:pPr>
+              <w:pStyle w:val="Compact"/>
+              <w:jc w:val="left"/>
+            </w:pPr>
+            <w:r>
+              <w:t xml:space="preserve">Victoria rápida</w:t>
+            </w:r>
+          </w:p>
+        </w:tc>
+        <w:tc>
+          <w:tcPr/>
+          <w:p>
+            <w:pPr>
+              <w:pStyle w:val="Compact"/>
+              <w:jc w:val="left"/>
+            </w:pPr>
+            <w:r>
+              <w:t xml:space="preserve">0–30</w:t>
+            </w:r>
+          </w:p>
+        </w:tc>
+      </w:tr>
+      <w:tr>
+        <w:tc>
+          <w:tcPr/>
+          <w:p>
+            <w:pPr>
+              <w:pStyle w:val="Compact"/>
+              <w:jc w:val="left"/>
+            </w:pPr>
+            <w:r>
+              <w:t xml:space="preserve">4</w:t>
+            </w:r>
+          </w:p>
+        </w:tc>
+        <w:tc>
+          <w:tcPr/>
+          <w:p>
+            <w:pPr>
+              <w:pStyle w:val="Compact"/>
+              <w:jc w:val="left"/>
+            </w:pPr>
+            <w:r>
+              <w:t xml:space="preserve">Auditoría y capacitación del turno noche, Planta Chía</w:t>
+            </w:r>
+          </w:p>
+        </w:tc>
+        <w:tc>
+          <w:tcPr/>
+          <w:p>
+            <w:pPr>
+              <w:pStyle w:val="Compact"/>
+              <w:jc w:val="left"/>
+            </w:pPr>
+            <w:r>
+              <w:t xml:space="preserve">Operaciones</w:t>
+            </w:r>
+          </w:p>
+        </w:tc>
+        <w:tc>
+          <w:tcPr/>
+          <w:p>
+            <w:pPr>
+              <w:pStyle w:val="Compact"/>
+              <w:jc w:val="left"/>
+            </w:pPr>
+            <w:r>
+              <w:t xml:space="preserve">Omisión por turno: 0 %</w:t>
+            </w:r>
+          </w:p>
+        </w:tc>
+        <w:tc>
+          <w:tcPr/>
+          <w:p>
+            <w:pPr>
+              <w:pStyle w:val="Compact"/>
+              <w:jc w:val="left"/>
+            </w:pPr>
+            <w:r>
+              <w:t xml:space="preserve">8,0</w:t>
+            </w:r>
+          </w:p>
+        </w:tc>
+        <w:tc>
+          <w:tcPr/>
+          <w:p>
+            <w:pPr>
+              <w:pStyle w:val="Compact"/>
+              <w:jc w:val="left"/>
+            </w:pPr>
+            <w:r>
+              <w:t xml:space="preserve">3,4</w:t>
+            </w:r>
+          </w:p>
+        </w:tc>
+        <w:tc>
+          <w:tcPr/>
+          <w:p>
+            <w:pPr>
+              <w:pStyle w:val="Compact"/>
+              <w:jc w:val="left"/>
+            </w:pPr>
+            <w:r>
+              <w:t xml:space="preserve">Victoria rápida</w:t>
+            </w:r>
+          </w:p>
+        </w:tc>
+        <w:tc>
+          <w:tcPr/>
+          <w:p>
+            <w:pPr>
+              <w:pStyle w:val="Compact"/>
+              <w:jc w:val="left"/>
+            </w:pPr>
+            <w:r>
+              <w:t xml:space="preserve">7–45</w:t>
+            </w:r>
+          </w:p>
+        </w:tc>
+      </w:tr>
+      <w:tr>
+        <w:tc>
+          <w:tcPr/>
+          <w:p>
+            <w:pPr>
+              <w:pStyle w:val="Compact"/>
+              <w:jc w:val="left"/>
+            </w:pPr>
+            <w:r>
+              <w:t xml:space="preserve">5</w:t>
+            </w:r>
+          </w:p>
+        </w:tc>
+        <w:tc>
+          <w:tcPr/>
+          <w:p>
+            <w:pPr>
+              <w:pStyle w:val="Compact"/>
+              <w:jc w:val="left"/>
+            </w:pPr>
+            <w:r>
+              <w:t xml:space="preserve">Escucha social y protocolo contra rumores</w:t>
+            </w:r>
+          </w:p>
+        </w:tc>
+        <w:tc>
+          <w:tcPr/>
+          <w:p>
+            <w:pPr>
+              <w:pStyle w:val="Compact"/>
+              <w:jc w:val="left"/>
+            </w:pPr>
+            <w:r>
+              <w:t xml:space="preserve">Comunicación</w:t>
+            </w:r>
+          </w:p>
+        </w:tc>
+        <w:tc>
+          <w:tcPr/>
+          <w:p>
+            <w:pPr>
+              <w:pStyle w:val="Compact"/>
+              <w:jc w:val="left"/>
+            </w:pPr>
+            <w:r>
+              <w:t xml:space="preserve">Sentimiento neto &gt; 0</w:t>
+            </w:r>
+          </w:p>
+        </w:tc>
+        <w:tc>
+          <w:tcPr/>
+          <w:p>
+            <w:pPr>
+              <w:pStyle w:val="Compact"/>
+              <w:jc w:val="left"/>
+            </w:pPr>
+            <w:r>
+              <w:t xml:space="preserve">6,2</w:t>
+            </w:r>
+          </w:p>
+        </w:tc>
+        <w:tc>
+          <w:tcPr/>
+          <w:p>
+            <w:pPr>
+              <w:pStyle w:val="Compact"/>
+              <w:jc w:val="left"/>
+            </w:pPr>
+            <w:r>
+              <w:t xml:space="preserve">3,0</w:t>
+            </w:r>
+          </w:p>
+        </w:tc>
+        <w:tc>
+          <w:tcPr/>
+          <w:p>
+            <w:pPr>
+              <w:pStyle w:val="Compact"/>
+              <w:jc w:val="left"/>
+            </w:pPr>
+            <w:r>
+              <w:t xml:space="preserve">Victoria rápida</w:t>
+            </w:r>
+          </w:p>
+        </w:tc>
+        <w:tc>
+          <w:tcPr/>
+          <w:p>
+            <w:pPr>
+              <w:pStyle w:val="Compact"/>
+              <w:jc w:val="left"/>
+            </w:pPr>
+            <w:r>
+              <w:t xml:space="preserve">14–40</w:t>
+            </w:r>
+          </w:p>
+        </w:tc>
+      </w:tr>
+      <w:tr>
+        <w:tc>
+          <w:tcPr/>
+          <w:p>
+            <w:pPr>
+              <w:pStyle w:val="Compact"/>
+              <w:jc w:val="left"/>
+            </w:pPr>
+            <w:r>
+              <w:t xml:space="preserve">6</w:t>
+            </w:r>
+          </w:p>
+        </w:tc>
+        <w:tc>
+          <w:tcPr/>
+          <w:p>
+            <w:pPr>
+              <w:pStyle w:val="Compact"/>
+              <w:jc w:val="left"/>
+            </w:pPr>
+            <w:r>
+              <w:t xml:space="preserve">Kit de evidencia por lote para distribuidores</w:t>
+            </w:r>
+          </w:p>
+        </w:tc>
+        <w:tc>
+          <w:tcPr/>
+          <w:p>
+            <w:pPr>
+              <w:pStyle w:val="Compact"/>
+              <w:jc w:val="left"/>
+            </w:pPr>
+            <w:r>
+              <w:t xml:space="preserve">Comercial</w:t>
+            </w:r>
+          </w:p>
+        </w:tc>
+        <w:tc>
+          <w:tcPr/>
+          <w:p>
+            <w:pPr>
+              <w:pStyle w:val="Compact"/>
+              <w:jc w:val="left"/>
+            </w:pPr>
+            <w:r>
+              <w:t xml:space="preserve">Distribuidores ≥ 95 %</w:t>
+            </w:r>
+          </w:p>
+        </w:tc>
+        <w:tc>
+          <w:tcPr/>
+          <w:p>
+            <w:pPr>
+              <w:pStyle w:val="Compact"/>
+              <w:jc w:val="left"/>
+            </w:pPr>
+            <w:r>
+              <w:t xml:space="preserve">7,4</w:t>
+            </w:r>
+          </w:p>
+        </w:tc>
+        <w:tc>
+          <w:tcPr/>
+          <w:p>
+            <w:pPr>
+              <w:pStyle w:val="Compact"/>
+              <w:jc w:val="left"/>
+            </w:pPr>
+            <w:r>
+              <w:t xml:space="preserve">5,6</w:t>
+            </w:r>
+          </w:p>
+        </w:tc>
+        <w:tc>
+          <w:tcPr/>
+          <w:p>
+            <w:pPr>
+              <w:pStyle w:val="Compact"/>
+              <w:jc w:val="left"/>
+            </w:pPr>
+            <w:r>
+              <w:t xml:space="preserve">Estratégico</w:t>
+            </w:r>
+          </w:p>
+        </w:tc>
+        <w:tc>
+          <w:tcPr/>
+          <w:p>
+            <w:pPr>
+              <w:pStyle w:val="Compact"/>
+              <w:jc w:val="left"/>
+            </w:pPr>
+            <w:r>
+              <w:t xml:space="preserve">30–60</w:t>
+            </w:r>
+          </w:p>
+        </w:tc>
+      </w:tr>
+      <w:tr>
+        <w:tc>
+          <w:tcPr/>
+          <w:p>
+            <w:pPr>
+              <w:pStyle w:val="Compact"/>
+              <w:jc w:val="left"/>
+            </w:pPr>
+            <w:r>
+              <w:t xml:space="preserve">7</w:t>
+            </w:r>
+          </w:p>
+        </w:tc>
+        <w:tc>
+          <w:tcPr/>
+          <w:p>
+            <w:pPr>
+              <w:pStyle w:val="Compact"/>
+              <w:jc w:val="left"/>
+            </w:pPr>
+            <w:r>
+              <w:t xml:space="preserve">Trazabilidad lote → tienda</w:t>
+            </w:r>
+          </w:p>
+        </w:tc>
+        <w:tc>
+          <w:tcPr/>
+          <w:p>
+            <w:pPr>
+              <w:pStyle w:val="Compact"/>
+              <w:jc w:val="left"/>
+            </w:pPr>
+            <w:r>
+              <w:t xml:space="preserve">Operaciones y TI</w:t>
+            </w:r>
+          </w:p>
+        </w:tc>
+        <w:tc>
+          <w:tcPr/>
+          <w:p>
+            <w:pPr>
+              <w:pStyle w:val="Compact"/>
+              <w:jc w:val="left"/>
+            </w:pPr>
+            <w:r>
+              <w:t xml:space="preserve">Rastreo ≤ 4 h</w:t>
+            </w:r>
+          </w:p>
+        </w:tc>
+        <w:tc>
+          <w:tcPr/>
+          <w:p>
+            <w:pPr>
+              <w:pStyle w:val="Compact"/>
+              <w:jc w:val="left"/>
+            </w:pPr>
+            <w:r>
+              <w:t xml:space="preserve">8,8</w:t>
+            </w:r>
+          </w:p>
+        </w:tc>
+        <w:tc>
+          <w:tcPr/>
+          <w:p>
+            <w:pPr>
+              <w:pStyle w:val="Compact"/>
+              <w:jc w:val="left"/>
+            </w:pPr>
+            <w:r>
+              <w:t xml:space="preserve">7,6</w:t>
+            </w:r>
+          </w:p>
+        </w:tc>
+        <w:tc>
+          <w:tcPr/>
+          <w:p>
+            <w:pPr>
+              <w:pStyle w:val="Compact"/>
+              <w:jc w:val="left"/>
+            </w:pPr>
+            <w:r>
+              <w:t xml:space="preserve">Estratégico</w:t>
+            </w:r>
+          </w:p>
+        </w:tc>
+        <w:tc>
+          <w:tcPr/>
+          <w:p>
+            <w:pPr>
+              <w:pStyle w:val="Compact"/>
+              <w:jc w:val="left"/>
+            </w:pPr>
+            <w:r>
+              <w:t xml:space="preserve">20–80</w:t>
+            </w:r>
+          </w:p>
+        </w:tc>
+      </w:tr>
+      <w:tr>
+        <w:tc>
+          <w:tcPr/>
+          <w:p>
+            <w:pPr>
+              <w:pStyle w:val="Compact"/>
+              <w:jc w:val="left"/>
+            </w:pPr>
+            <w:r>
+              <w:t xml:space="preserve">8</w:t>
+            </w:r>
+          </w:p>
+        </w:tc>
+        <w:tc>
+          <w:tcPr/>
+          <w:p>
+            <w:pPr>
+              <w:pStyle w:val="Compact"/>
+              <w:jc w:val="left"/>
+            </w:pPr>
+            <w:r>
+              <w:t xml:space="preserve">Verificación universitaria + informe de hechos</w:t>
+            </w:r>
+          </w:p>
+        </w:tc>
+        <w:tc>
+          <w:tcPr/>
+          <w:p>
+            <w:pPr>
+              <w:pStyle w:val="Compact"/>
+              <w:jc w:val="left"/>
+            </w:pPr>
+            <w:r>
+              <w:t xml:space="preserve">Dirección</w:t>
+            </w:r>
+          </w:p>
+        </w:tc>
+        <w:tc>
+          <w:tcPr/>
+          <w:p>
+            <w:pPr>
+              <w:pStyle w:val="Compact"/>
+              <w:jc w:val="left"/>
+            </w:pPr>
+            <w:r>
+              <w:t xml:space="preserve">Hechos/promesas ≥ 3</w:t>
+            </w:r>
+          </w:p>
+        </w:tc>
+        <w:tc>
+          <w:tcPr/>
+          <w:p>
+            <w:pPr>
+              <w:pStyle w:val="Compact"/>
+              <w:jc w:val="left"/>
+            </w:pPr>
+            <w:r>
+              <w:t xml:space="preserve">7,8</w:t>
+            </w:r>
+          </w:p>
+        </w:tc>
+        <w:tc>
+          <w:tcPr/>
+          <w:p>
+            <w:pPr>
+              <w:pStyle w:val="Compact"/>
+              <w:jc w:val="left"/>
+            </w:pPr>
+            <w:r>
+              <w:t xml:space="preserve">6,6</w:t>
+            </w:r>
+          </w:p>
+        </w:tc>
+        <w:tc>
+          <w:tcPr/>
+          <w:p>
+            <w:pPr>
+              <w:pStyle w:val="Compact"/>
+              <w:jc w:val="left"/>
+            </w:pPr>
+            <w:r>
+              <w:t xml:space="preserve">Estratégico</w:t>
+            </w:r>
+          </w:p>
+        </w:tc>
+        <w:tc>
+          <w:tcPr/>
+          <w:p>
+            <w:pPr>
+              <w:pStyle w:val="Compact"/>
+              <w:jc w:val="left"/>
+            </w:pPr>
+            <w:r>
+              <w:t xml:space="preserve">45–90</w:t>
+            </w:r>
+          </w:p>
+        </w:tc>
+      </w:tr>
+    </w:tbl>
+    <w:bookmarkEnd w:id="65"/>
+    <w:bookmarkStart w:id="66" w:name="hoja-de-ruta"/>
+    <w:p>
+      <w:pPr>
+        <w:pStyle w:val="Heading2"/>
+      </w:pPr>
+      <w:r>
+        <w:t xml:space="preserve">6.2 Hoja de ruta</w:t>
       </w:r>
     </w:p>
     <w:p>
@@ -7164,13 +8366,13 @@
           <w:bCs/>
           <w:b/>
         </w:rPr>
-        <w:t xml:space="preserve">La crisis fue de credibilidad, no de producto.</w:t>
-      </w:r>
-      <w:r>
-        <w:t xml:space="preserve"> </w:t>
-      </w:r>
-      <w:r>
-        <w:t xml:space="preserve">Un lote concentró 64 reportes de salud, pero el 44 % de las consultas de seguridad, etiquetado y rumores llegó de líneas sin ningún problema técnico.</w:t>
+        <w:t xml:space="preserve">Día 30:</w:t>
+      </w:r>
+      <w:r>
+        <w:t xml:space="preserve"> </w:t>
+      </w:r>
+      <w:r>
+        <w:t xml:space="preserve">ningún lote sale incompleto, la ficha de hechos opera y los afectados reciben respuesta en menos de 12 horas.</w:t>
       </w:r>
     </w:p>
     <w:p>
@@ -7186,13 +8388,13 @@
           <w:bCs/>
           <w:b/>
         </w:rPr>
-        <w:t xml:space="preserve">Un promedio sano puede esconder la falla.</w:t>
-      </w:r>
-      <w:r>
-        <w:t xml:space="preserve"> </w:t>
-      </w:r>
-      <w:r>
-        <w:t xml:space="preserve">Controles realizados al 96,8 % cumplían la meta mientras la Planta Chía, en turno noche, omitía el 15,2 %. Los KPI críticos se miden por lote, planta y turno.</w:t>
+        <w:t xml:space="preserve">Día 60:</w:t>
+      </w:r>
+      <w:r>
+        <w:t xml:space="preserve"> </w:t>
+      </w:r>
+      <w:r>
+        <w:t xml:space="preserve">el turno noche está auditado y capacitado, y los distribuidores tienen evidencia por lote para volver a vender.</w:t>
       </w:r>
     </w:p>
     <w:p>
@@ -7208,20 +8410,428 @@
           <w:bCs/>
           <w:b/>
         </w:rPr>
-        <w:t xml:space="preserve">Primero los hechos, después las palabras.</w:t>
-      </w:r>
-      <w:r>
-        <w:t xml:space="preserve"> </w:t>
-      </w:r>
-      <w:r>
-        <w:t xml:space="preserve">La ficha única de hechos, con estados Confirmado / Por confirmar / No consta, es el insumo de toda la comunicación posterior.</w:t>
+        <w:t xml:space="preserve">Día 90:</w:t>
+      </w:r>
+      <w:r>
+        <w:t xml:space="preserve"> </w:t>
+      </w:r>
+      <w:r>
+        <w:t xml:space="preserve">cualquier lote se rastrea en 4 horas y se publica el primer informe de hechos verificado por una universidad.</w:t>
+      </w:r>
+    </w:p>
+    <w:bookmarkEnd w:id="66"/>
+    <w:bookmarkStart w:id="67" w:name="retorno-esperado-proyección-simulada"/>
+    <w:p>
+      <w:pPr>
+        <w:pStyle w:val="Heading2"/>
+      </w:pPr>
+      <w:r>
+        <w:t xml:space="preserve">6.3 Retorno esperado (proyección simulada)</w:t>
+      </w:r>
+    </w:p>
+    <w:tbl>
+      <w:tblPr>
+        <w:tblStyle w:val="Table"/>
+        <w:tblW w:type="auto" w:w="0"/>
+        <w:tblLook w:firstRow="1" w:lastRow="0" w:firstColumn="0" w:lastColumn="0" w:noHBand="0" w:noVBand="0" w:val="0020"/>
+        <w:jc w:val="start"/>
+      </w:tblPr>
+      <w:tblGrid>
+        <w:gridCol w:w="1980"/>
+        <w:gridCol w:w="1980"/>
+        <w:gridCol w:w="1980"/>
+        <w:gridCol w:w="1980"/>
+      </w:tblGrid>
+      <w:tr>
+        <w:trPr>
+          <w:tblHeader w:val="true"/>
+        </w:trPr>
+        <w:tc>
+          <w:tcPr/>
+          <w:p>
+            <w:pPr>
+              <w:pStyle w:val="Compact"/>
+              <w:jc w:val="left"/>
+            </w:pPr>
+            <w:r>
+              <w:t xml:space="preserve">Indicador</w:t>
+            </w:r>
+          </w:p>
+        </w:tc>
+        <w:tc>
+          <w:tcPr/>
+          <w:p>
+            <w:pPr>
+              <w:pStyle w:val="Compact"/>
+              <w:jc w:val="left"/>
+            </w:pPr>
+            <w:r>
+              <w:t xml:space="preserve">Sep-2026</w:t>
+            </w:r>
+          </w:p>
+        </w:tc>
+        <w:tc>
+          <w:tcPr/>
+          <w:p>
+            <w:pPr>
+              <w:pStyle w:val="Compact"/>
+              <w:jc w:val="left"/>
+            </w:pPr>
+            <w:r>
+              <w:t xml:space="preserve">Mar-2027 (proyección)</w:t>
+            </w:r>
+          </w:p>
+        </w:tc>
+        <w:tc>
+          <w:tcPr/>
+          <w:p>
+            <w:pPr>
+              <w:pStyle w:val="Compact"/>
+              <w:jc w:val="left"/>
+            </w:pPr>
+            <w:r>
+              <w:t xml:space="preserve">Cambio</w:t>
+            </w:r>
+          </w:p>
+        </w:tc>
+      </w:tr>
+      <w:tr>
+        <w:tc>
+          <w:tcPr/>
+          <w:p>
+            <w:pPr>
+              <w:pStyle w:val="Compact"/>
+              <w:jc w:val="left"/>
+            </w:pPr>
+            <w:r>
+              <w:t xml:space="preserve">Ventas de la línea vegana (MM COP/mes)</w:t>
+            </w:r>
+          </w:p>
+        </w:tc>
+        <w:tc>
+          <w:tcPr/>
+          <w:p>
+            <w:pPr>
+              <w:pStyle w:val="Compact"/>
+              <w:jc w:val="left"/>
+            </w:pPr>
+            <w:r>
+              <w:t xml:space="preserve">265</w:t>
+            </w:r>
+          </w:p>
+        </w:tc>
+        <w:tc>
+          <w:tcPr/>
+          <w:p>
+            <w:pPr>
+              <w:pStyle w:val="Compact"/>
+              <w:jc w:val="left"/>
+            </w:pPr>
+            <w:r>
+              <w:t xml:space="preserve">430</w:t>
+            </w:r>
+          </w:p>
+        </w:tc>
+        <w:tc>
+          <w:tcPr/>
+          <w:p>
+            <w:pPr>
+              <w:pStyle w:val="Compact"/>
+              <w:jc w:val="left"/>
+            </w:pPr>
+            <w:r>
+              <w:t xml:space="preserve">+165</w:t>
+            </w:r>
+          </w:p>
+        </w:tc>
+      </w:tr>
+      <w:tr>
+        <w:tc>
+          <w:tcPr/>
+          <w:p>
+            <w:pPr>
+              <w:pStyle w:val="Compact"/>
+              <w:jc w:val="left"/>
+            </w:pPr>
+            <w:r>
+              <w:t xml:space="preserve">Distribuidores activos (%)</w:t>
+            </w:r>
+          </w:p>
+        </w:tc>
+        <w:tc>
+          <w:tcPr/>
+          <w:p>
+            <w:pPr>
+              <w:pStyle w:val="Compact"/>
+              <w:jc w:val="left"/>
+            </w:pPr>
+            <w:r>
+              <w:t xml:space="preserve">85</w:t>
+            </w:r>
+          </w:p>
+        </w:tc>
+        <w:tc>
+          <w:tcPr/>
+          <w:p>
+            <w:pPr>
+              <w:pStyle w:val="Compact"/>
+              <w:jc w:val="left"/>
+            </w:pPr>
+            <w:r>
+              <w:t xml:space="preserve">96</w:t>
+            </w:r>
+          </w:p>
+        </w:tc>
+        <w:tc>
+          <w:tcPr/>
+          <w:p>
+            <w:pPr>
+              <w:pStyle w:val="Compact"/>
+              <w:jc w:val="left"/>
+            </w:pPr>
+            <w:r>
+              <w:t xml:space="preserve">+11 p. p.</w:t>
+            </w:r>
+          </w:p>
+        </w:tc>
+      </w:tr>
+      <w:tr>
+        <w:tc>
+          <w:tcPr/>
+          <w:p>
+            <w:pPr>
+              <w:pStyle w:val="Compact"/>
+              <w:jc w:val="left"/>
+            </w:pPr>
+            <w:r>
+              <w:t xml:space="preserve">Índice de confianza (0–100)</w:t>
+            </w:r>
+          </w:p>
+        </w:tc>
+        <w:tc>
+          <w:tcPr/>
+          <w:p>
+            <w:pPr>
+              <w:pStyle w:val="Compact"/>
+              <w:jc w:val="left"/>
+            </w:pPr>
+            <w:r>
+              <w:t xml:space="preserve">61</w:t>
+            </w:r>
+          </w:p>
+        </w:tc>
+        <w:tc>
+          <w:tcPr/>
+          <w:p>
+            <w:pPr>
+              <w:pStyle w:val="Compact"/>
+              <w:jc w:val="left"/>
+            </w:pPr>
+            <w:r>
+              <w:t xml:space="preserve">75</w:t>
+            </w:r>
+          </w:p>
+        </w:tc>
+        <w:tc>
+          <w:tcPr/>
+          <w:p>
+            <w:pPr>
+              <w:pStyle w:val="Compact"/>
+              <w:jc w:val="left"/>
+            </w:pPr>
+            <w:r>
+              <w:t xml:space="preserve">+14</w:t>
+            </w:r>
+          </w:p>
+        </w:tc>
+      </w:tr>
+      <w:tr>
+        <w:tc>
+          <w:tcPr/>
+          <w:p>
+            <w:pPr>
+              <w:pStyle w:val="Compact"/>
+              <w:jc w:val="left"/>
+            </w:pPr>
+            <w:r>
+              <w:t xml:space="preserve">Recompra (%)</w:t>
+            </w:r>
+          </w:p>
+        </w:tc>
+        <w:tc>
+          <w:tcPr/>
+          <w:p>
+            <w:pPr>
+              <w:pStyle w:val="Compact"/>
+              <w:jc w:val="left"/>
+            </w:pPr>
+            <w:r>
+              <w:t xml:space="preserve">34</w:t>
+            </w:r>
+          </w:p>
+        </w:tc>
+        <w:tc>
+          <w:tcPr/>
+          <w:p>
+            <w:pPr>
+              <w:pStyle w:val="Compact"/>
+              <w:jc w:val="left"/>
+            </w:pPr>
+            <w:r>
+              <w:t xml:space="preserve">41</w:t>
+            </w:r>
+          </w:p>
+        </w:tc>
+        <w:tc>
+          <w:tcPr/>
+          <w:p>
+            <w:pPr>
+              <w:pStyle w:val="Compact"/>
+              <w:jc w:val="left"/>
+            </w:pPr>
+            <w:r>
+              <w:t xml:space="preserve">+7 p. p.</w:t>
+            </w:r>
+          </w:p>
+        </w:tc>
+      </w:tr>
+    </w:tbl>
+    <w:p>
+      <w:pPr>
+        <w:pStyle w:val="BodyText"/>
+      </w:pPr>
+      <w:r>
+        <w:t xml:space="preserve">Además, el plan reduce el riesgo legal de comunicar afirmaciones sin respaldo y permite retirar un lote en lugar de una línea completa.</w:t>
+      </w:r>
+    </w:p>
+    <w:bookmarkEnd w:id="67"/>
+    <w:bookmarkStart w:id="68" w:name="decisiones-que-se-le-piden-a-la-junta"/>
+    <w:p>
+      <w:pPr>
+        <w:pStyle w:val="Heading2"/>
+      </w:pPr>
+      <w:r>
+        <w:t xml:space="preserve">6.4 Decisiones que se le piden a la Junta</w:t>
       </w:r>
     </w:p>
     <w:p>
       <w:pPr>
         <w:numPr>
           <w:ilvl w:val="0"/>
-          <w:numId w:val="1013"/>
+          <w:numId w:val="1014"/>
+        </w:numPr>
+        <w:pStyle w:val="Compact"/>
+      </w:pPr>
+      <w:r>
+        <w:t xml:space="preserve">Aprobar esta semana el bloqueo de liberación (acción 1).</w:t>
+      </w:r>
+    </w:p>
+    <w:p>
+      <w:pPr>
+        <w:numPr>
+          <w:ilvl w:val="0"/>
+          <w:numId w:val="1014"/>
+        </w:numPr>
+        <w:pStyle w:val="Compact"/>
+      </w:pPr>
+      <w:r>
+        <w:t xml:space="preserve">Nombrar un dueño de la ficha única de hechos, con firma de Calidad y Jurídica (acción 2).</w:t>
+      </w:r>
+    </w:p>
+    <w:p>
+      <w:pPr>
+        <w:numPr>
+          <w:ilvl w:val="0"/>
+          <w:numId w:val="1014"/>
+        </w:numPr>
+        <w:pStyle w:val="Compact"/>
+      </w:pPr>
+      <w:r>
+        <w:t xml:space="preserve">Financiar la trazabilidad lote → tienda para rastrear cualquier lote en 4 horas (acción 7).</w:t>
+      </w:r>
+    </w:p>
+    <w:bookmarkEnd w:id="68"/>
+    <w:bookmarkEnd w:id="69"/>
+    <w:bookmarkStart w:id="70" w:name="conclusiones-y-lecciones-aprendidas"/>
+    <w:p>
+      <w:pPr>
+        <w:pStyle w:val="Heading1"/>
+      </w:pPr>
+      <w:r>
+        <w:t xml:space="preserve">Conclusiones y lecciones aprendidas</w:t>
+      </w:r>
+    </w:p>
+    <w:p>
+      <w:pPr>
+        <w:numPr>
+          <w:ilvl w:val="0"/>
+          <w:numId w:val="1015"/>
+        </w:numPr>
+        <w:pStyle w:val="Compact"/>
+      </w:pPr>
+      <w:r>
+        <w:rPr>
+          <w:bCs/>
+          <w:b/>
+        </w:rPr>
+        <w:t xml:space="preserve">La crisis fue de credibilidad, no de producto.</w:t>
+      </w:r>
+      <w:r>
+        <w:t xml:space="preserve"> </w:t>
+      </w:r>
+      <w:r>
+        <w:t xml:space="preserve">Un lote concentró 64 reportes de salud, pero el 44 % de las consultas de seguridad, etiquetado y rumores llegó de líneas sin ningún problema técnico.</w:t>
+      </w:r>
+    </w:p>
+    <w:p>
+      <w:pPr>
+        <w:numPr>
+          <w:ilvl w:val="0"/>
+          <w:numId w:val="1015"/>
+        </w:numPr>
+        <w:pStyle w:val="Compact"/>
+      </w:pPr>
+      <w:r>
+        <w:rPr>
+          <w:bCs/>
+          <w:b/>
+        </w:rPr>
+        <w:t xml:space="preserve">Un promedio sano puede esconder la falla.</w:t>
+      </w:r>
+      <w:r>
+        <w:t xml:space="preserve"> </w:t>
+      </w:r>
+      <w:r>
+        <w:t xml:space="preserve">Controles realizados al 96,8 % cumplían la meta mientras la Planta Chía, en turno noche, omitía el 15,2 %. Los KPI críticos se miden por lote, planta y turno.</w:t>
+      </w:r>
+    </w:p>
+    <w:p>
+      <w:pPr>
+        <w:numPr>
+          <w:ilvl w:val="0"/>
+          <w:numId w:val="1015"/>
+        </w:numPr>
+        <w:pStyle w:val="Compact"/>
+      </w:pPr>
+      <w:r>
+        <w:rPr>
+          <w:bCs/>
+          <w:b/>
+        </w:rPr>
+        <w:t xml:space="preserve">Primero los hechos, después las palabras.</w:t>
+      </w:r>
+      <w:r>
+        <w:t xml:space="preserve"> </w:t>
+      </w:r>
+      <w:r>
+        <w:t xml:space="preserve">La ficha única de hechos, con estados Confirmado / Por confirmar / No consta, es el insumo de toda la comunicación posterior.</w:t>
+      </w:r>
+    </w:p>
+    <w:p>
+      <w:pPr>
+        <w:numPr>
+          <w:ilvl w:val="0"/>
+          <w:numId w:val="1015"/>
         </w:numPr>
         <w:pStyle w:val="Compact"/>
       </w:pPr>
@@ -7243,7 +8853,7 @@
       <w:pPr>
         <w:numPr>
           <w:ilvl w:val="0"/>
-          <w:numId w:val="1013"/>
+          <w:numId w:val="1015"/>
         </w:numPr>
         <w:pStyle w:val="Compact"/>
       </w:pPr>
@@ -7265,7 +8875,7 @@
       <w:pPr>
         <w:numPr>
           <w:ilvl w:val="0"/>
-          <w:numId w:val="1013"/>
+          <w:numId w:val="1015"/>
         </w:numPr>
         <w:pStyle w:val="Compact"/>
       </w:pPr>
@@ -7283,8 +8893,8 @@
         <w:t xml:space="preserve">Comunicar el resultado favorable del lote VEG-GA-2026-063 fue tan importante como reconocer el 047.</w:t>
       </w:r>
     </w:p>
-    <w:bookmarkEnd w:id="65"/>
-    <w:bookmarkStart w:id="66" w:name="referencias"/>
+    <w:bookmarkEnd w:id="70"/>
+    <w:bookmarkStart w:id="71" w:name="referencias"/>
     <w:p>
       <w:pPr>
         <w:pStyle w:val="Heading1"/>
@@ -7297,7 +8907,7 @@
       <w:pPr>
         <w:numPr>
           <w:ilvl w:val="0"/>
-          <w:numId w:val="1014"/>
+          <w:numId w:val="1016"/>
         </w:numPr>
         <w:pStyle w:val="Compact"/>
       </w:pPr>
@@ -7322,7 +8932,7 @@
       <w:pPr>
         <w:numPr>
           <w:ilvl w:val="0"/>
-          <w:numId w:val="1014"/>
+          <w:numId w:val="1016"/>
         </w:numPr>
         <w:pStyle w:val="Compact"/>
       </w:pPr>
@@ -7347,7 +8957,7 @@
       <w:pPr>
         <w:numPr>
           <w:ilvl w:val="0"/>
-          <w:numId w:val="1014"/>
+          <w:numId w:val="1016"/>
         </w:numPr>
         <w:pStyle w:val="Compact"/>
       </w:pPr>
@@ -7375,7 +8985,7 @@
       <w:pPr>
         <w:numPr>
           <w:ilvl w:val="0"/>
-          <w:numId w:val="1014"/>
+          <w:numId w:val="1016"/>
         </w:numPr>
         <w:pStyle w:val="Compact"/>
       </w:pPr>
@@ -7400,7 +9010,7 @@
       <w:pPr>
         <w:numPr>
           <w:ilvl w:val="0"/>
-          <w:numId w:val="1014"/>
+          <w:numId w:val="1016"/>
         </w:numPr>
         <w:pStyle w:val="Compact"/>
       </w:pPr>
@@ -7425,7 +9035,7 @@
       <w:pPr>
         <w:numPr>
           <w:ilvl w:val="0"/>
-          <w:numId w:val="1014"/>
+          <w:numId w:val="1016"/>
         </w:numPr>
         <w:pStyle w:val="Compact"/>
       </w:pPr>
@@ -7450,7 +9060,7 @@
       <w:pPr>
         <w:numPr>
           <w:ilvl w:val="0"/>
-          <w:numId w:val="1014"/>
+          <w:numId w:val="1016"/>
         </w:numPr>
         <w:pStyle w:val="Compact"/>
       </w:pPr>
@@ -7475,7 +9085,7 @@
       <w:pPr>
         <w:numPr>
           <w:ilvl w:val="0"/>
-          <w:numId w:val="1014"/>
+          <w:numId w:val="1016"/>
         </w:numPr>
         <w:pStyle w:val="Compact"/>
       </w:pPr>
@@ -7499,7 +9109,7 @@
         <w:t xml:space="preserve">[Presentación del caso de estudio]. Material de clase.</w:t>
       </w:r>
     </w:p>
-    <w:bookmarkEnd w:id="66"/>
+    <w:bookmarkEnd w:id="71"/>
     <w:sectPr>
       <w:pgMar w:bottom="1020" w:left="1020" w:right="1020" w:top="1020"/>
     </w:sectPr>
@@ -7863,6 +9473,9 @@
     <w:abstractNumId w:val="991"/>
   </w:num>
   <w:num w:numId="1013">
+    <w:abstractNumId w:val="991"/>
+  </w:num>
+  <w:num w:numId="1014">
     <w:abstractNumId w:val="99411"/>
     <w:lvlOverride w:ilvl="0">
       <w:startOverride w:val="1"/>
@@ -7892,7 +9505,37 @@
       <w:startOverride w:val="1"/>
     </w:lvlOverride>
   </w:num>
-  <w:num w:numId="1014">
+  <w:num w:numId="1015">
+    <w:abstractNumId w:val="99411"/>
+    <w:lvlOverride w:ilvl="0">
+      <w:startOverride w:val="1"/>
+    </w:lvlOverride>
+    <w:lvlOverride w:ilvl="1">
+      <w:startOverride w:val="1"/>
+    </w:lvlOverride>
+    <w:lvlOverride w:ilvl="2">
+      <w:startOverride w:val="1"/>
+    </w:lvlOverride>
+    <w:lvlOverride w:ilvl="3">
+      <w:startOverride w:val="1"/>
+    </w:lvlOverride>
+    <w:lvlOverride w:ilvl="4">
+      <w:startOverride w:val="1"/>
+    </w:lvlOverride>
+    <w:lvlOverride w:ilvl="5">
+      <w:startOverride w:val="1"/>
+    </w:lvlOverride>
+    <w:lvlOverride w:ilvl="6">
+      <w:startOverride w:val="1"/>
+    </w:lvlOverride>
+    <w:lvlOverride w:ilvl="7">
+      <w:startOverride w:val="1"/>
+    </w:lvlOverride>
+    <w:lvlOverride w:ilvl="8">
+      <w:startOverride w:val="1"/>
+    </w:lvlOverride>
+  </w:num>
+  <w:num w:numId="1016">
     <w:abstractNumId w:val="991"/>
   </w:num>
 </w:numbering>
